--- a/templates/anaplirotes/epa/apofasi/exetaseon.docx
+++ b/templates/anaplirotes/epa/apofasi/exetaseon.docx
@@ -873,7 +873,7 @@
           <w:sz w:val="22"/>
           <w:szCs w:val="22"/>
         </w:rPr>
-        <w:t xml:space="preserve">Την υπ' αριθμ. {{ protokollo_aitisis }} αίτηση {{ tou_tis }} {{ onomateponymo }}, {{ anaplirotis_gen }} εκπαιδευτικού του {{ sxoleio_gen }}</w:t>
+        <w:t xml:space="preserve">Την υπ' αριθμ. {{ protokollo_aitisis }} αίτηση {{ tou_tis }} {{ onomateponymo_gen }}, {{ anaplirotis_gen }} εκπαιδευτικού του {{ sxoleio_gen }}</w:t>
       </w:r>
       <w:r>
         <w:rPr>
@@ -984,7 +984,7 @@
           <w:sz w:val="22"/>
           <w:szCs w:val="22"/>
         </w:rPr>
-        <w:t xml:space="preserve">{{ ston_stin }} κ. {{ onomateponymo }} του {{ patronymo }}, {{ anaplirotis_ait }} εκπαιδευτικό κλάδου {{ klados }}-{{ klados_perigrafi }} του {{ sxoleio_gen }}, με ΑΦΜ: {{ afm }} άδεια εξετάσεων {{ imeres_olografos }} ({{ imeres_arithmitika }}) εργάσιμης/ων {{ imeres_lexi }} με αποδοχές, στις/απο .…/…./20…,   προκειμένου να πάρει μέρος σε εξετάσεις στο {{ panepistimio }}</w:t>
+        <w:t xml:space="preserve">{{ ston_stin }} κ. {{ onomateponymo_ait }} του {{ patronymo }}, {{ anaplirotis_ait }} εκπαιδευτικό κλάδου {{ klados }}-{{ klados_perigrafi }} του {{ sxoleio_gen }}, με ΑΦΜ: {{ afm }} άδεια εξετάσεων {{ imeres_olografos }} ({{ imeres_arithmitika }}) εργάσιμης/ων {{ imeres_lexi }} με αποδοχές, στις/απο .…/…./20…,   προκειμένου να πάρει μέρος σε εξετάσεις στο {{ panepistimio }}</w:t>
       </w:r>
       <w:r>
         <w:rPr>
